--- a/docs/开发进度日志.docx
+++ b/docs/开发进度日志.docx
@@ -1132,17 +1132,8 @@
             </w:tcMar>
           </w:tcPr>
           <w:p>
-            <w:pPr>
-              <w:spacing w:line="240" w:lineRule="auto"/>
-            </w:pPr>
             <w:r>
-              <w:rPr>
-                <w:rFonts w:ascii="宋体" w:hAnsi="宋体" w:eastAsia="宋体"/>
-                <w:b w:val="0"/>
-                <w:color w:val="000000"/>
-                <w:sz w:val="21"/>
-              </w:rPr>
-              <w:t>本次定稿时后端测试与前端构建通过；接口和性能复测待完成</w:t>
+              <w:t>后端单测/前端构建通过；E2E 接口 23 项与 20 并发抢座防超卖测试全部通过并形成测试报告</w:t>
             </w:r>
           </w:p>
         </w:tc>
@@ -1210,17 +1201,8 @@
             </w:tcMar>
           </w:tcPr>
           <w:p>
-            <w:pPr>
-              <w:spacing w:line="240" w:lineRule="auto"/>
-            </w:pPr>
             <w:r>
-              <w:rPr>
-                <w:rFonts w:ascii="宋体" w:hAnsi="宋体" w:eastAsia="宋体"/>
-                <w:b w:val="0"/>
-                <w:color w:val="000000"/>
-                <w:sz w:val="21"/>
-              </w:rPr>
-              <w:t>部分验证</w:t>
+              <w:t>已形成成果</w:t>
             </w:r>
           </w:p>
         </w:tc>
@@ -1316,17 +1298,8 @@
             </w:tcMar>
           </w:tcPr>
           <w:p>
-            <w:pPr>
-              <w:spacing w:line="240" w:lineRule="auto"/>
-            </w:pPr>
             <w:r>
-              <w:rPr>
-                <w:rFonts w:ascii="宋体" w:hAnsi="宋体" w:eastAsia="宋体"/>
-                <w:b w:val="0"/>
-                <w:color w:val="000000"/>
-                <w:sz w:val="21"/>
-              </w:rPr>
-              <w:t>正式课程文档按代码与课程要求更新</w:t>
+              <w:t>正式课程文档按代码与课程要求更新，测试数据已全面回填</w:t>
             </w:r>
           </w:p>
         </w:tc>
@@ -1608,26 +1581,6 @@
         <w:pStyle w:val="ListNumber"/>
       </w:pPr>
       <w:r>
-        <w:rPr>
-          <w:rFonts w:ascii="宋体" w:hAnsi="宋体" w:eastAsia="宋体"/>
-          <w:b w:val="0"/>
-          <w:color w:val="000000"/>
-          <w:sz w:val="24"/>
-        </w:rPr>
-        <w:t>在 Docker Compose 完整环境执行接口、并发与性能验收并保存证据。</w:t>
-      </w:r>
-    </w:p>
-    <w:p>
-      <w:pPr>
-        <w:pStyle w:val="ListNumber"/>
-      </w:pPr>
-      <w:r>
-        <w:rPr>
-          <w:rFonts w:ascii="宋体" w:hAnsi="宋体" w:eastAsia="宋体"/>
-          <w:b w:val="0"/>
-          <w:color w:val="000000"/>
-          <w:sz w:val="24"/>
-        </w:rPr>
         <w:t>补充实际软件界面截图、成员姓名学号、分工和个人体会。</w:t>
       </w:r>
     </w:p>
@@ -1636,13 +1589,15 @@
         <w:pStyle w:val="ListNumber"/>
       </w:pPr>
       <w:r>
-        <w:rPr>
-          <w:rFonts w:ascii="宋体" w:hAnsi="宋体" w:eastAsia="宋体"/>
-          <w:b w:val="0"/>
-          <w:color w:val="000000"/>
-          <w:sz w:val="24"/>
-        </w:rPr>
         <w:t>演练登录、选座、智能分配、签到签退、候补递补及热力图演示路径。</w:t>
+      </w:r>
+    </w:p>
+    <w:p>
+      <w:pPr>
+        <w:pStyle w:val="ListNumber"/>
+      </w:pPr>
+      <w:r>
+        <w:t>答辩现场可按需演示一键自动化测试脚本（scripts/run_tests.ps1）。</w:t>
       </w:r>
     </w:p>
     <w:p>
@@ -1686,13 +1641,7 @@
         <w:pStyle w:val="ListBullet"/>
       </w:pPr>
       <w:r>
-        <w:rPr>
-          <w:rFonts w:ascii="宋体" w:hAnsi="宋体" w:eastAsia="宋体"/>
-          <w:b w:val="0"/>
-          <w:color w:val="000000"/>
-          <w:sz w:val="24"/>
-        </w:rPr>
-        <w:t>未完成专项测试前，不在报告中使用响应时间、并发能力或缓存倍数作为实测结论。</w:t>
+        <w:t>自动化测试与高并发抢座互斥验证已全面达成，测试报告（SSR-TEST-001）与课程设计报告保持严格一致。</w:t>
       </w:r>
     </w:p>
     <w:sectPr>

--- a/docs/开发进度日志.docx
+++ b/docs/开发进度日志.docx
@@ -67,7 +67,7 @@
           <w:color w:val="000000"/>
           <w:sz w:val="24"/>
         </w:rPr>
-        <w:t>日志编写人：____________</w:t>
+        <w:t>日志编写人：王建东（nightsky5819）</w:t>
       </w:r>
     </w:p>
     <w:p>
@@ -90,6 +90,1116 @@
         <w:t>本日志将课程工作计划与可核实结果分开记录。日期与状态用于课程管理，不替代 Git 提交时间；人员姓名、实际工时和课堂讨论情况由小组成员据实补充。</w:t>
       </w:r>
     </w:p>
+    <w:tbl>
+      <w:tblPr>
+        <w:tblStyle w:val="TableGrid"/>
+        <w:tblW w:type="auto" w:w="0"/>
+        <w:jc w:val="center"/>
+        <w:tblLook w:firstColumn="1" w:firstRow="1" w:lastColumn="0" w:lastRow="0" w:noHBand="0" w:noVBand="1" w:val="04A0"/>
+      </w:tblPr>
+      <w:tblGrid>
+        <w:gridCol w:w="1303"/>
+        <w:gridCol w:w="1303"/>
+        <w:gridCol w:w="1303"/>
+        <w:gridCol w:w="1303"/>
+        <w:gridCol w:w="1303"/>
+        <w:gridCol w:w="1303"/>
+        <w:gridCol w:w="1303"/>
+      </w:tblGrid>
+      <w:tr>
+        <w:tc>
+          <w:tcPr>
+            <w:tcW w:type="dxa" w:w="1303"/>
+            <w:vAlign w:val="center"/>
+            <w:tcMar>
+              <w:top w:w="80" w:type="dxa"/>
+              <w:start w:w="100" w:type="dxa"/>
+              <w:bottom w:w="80" w:type="dxa"/>
+              <w:end w:w="100" w:type="dxa"/>
+            </w:tcMar>
+            <w:shd w:fill="D9EAF7"/>
+          </w:tcPr>
+          <w:p>
+            <w:pPr>
+              <w:spacing w:line="240" w:lineRule="auto"/>
+            </w:pPr>
+            <w:r>
+              <w:rPr>
+                <w:rFonts w:ascii="宋体" w:hAnsi="宋体" w:eastAsia="宋体"/>
+                <w:b/>
+                <w:color w:val="000000"/>
+                <w:sz w:val="21"/>
+              </w:rPr>
+              <w:t>姓名</w:t>
+            </w:r>
+          </w:p>
+        </w:tc>
+        <w:tc>
+          <w:tcPr>
+            <w:tcW w:type="dxa" w:w="1303"/>
+            <w:vAlign w:val="center"/>
+            <w:tcMar>
+              <w:top w:w="80" w:type="dxa"/>
+              <w:start w:w="100" w:type="dxa"/>
+              <w:bottom w:w="80" w:type="dxa"/>
+              <w:end w:w="100" w:type="dxa"/>
+            </w:tcMar>
+            <w:shd w:fill="D9EAF7"/>
+          </w:tcPr>
+          <w:p>
+            <w:pPr>
+              <w:spacing w:line="240" w:lineRule="auto"/>
+            </w:pPr>
+            <w:r>
+              <w:rPr>
+                <w:rFonts w:ascii="宋体" w:hAnsi="宋体" w:eastAsia="宋体"/>
+                <w:b/>
+                <w:color w:val="000000"/>
+                <w:sz w:val="21"/>
+              </w:rPr>
+              <w:t>学号</w:t>
+            </w:r>
+          </w:p>
+        </w:tc>
+        <w:tc>
+          <w:tcPr>
+            <w:tcW w:type="dxa" w:w="1303"/>
+            <w:vAlign w:val="center"/>
+            <w:tcMar>
+              <w:top w:w="80" w:type="dxa"/>
+              <w:start w:w="100" w:type="dxa"/>
+              <w:bottom w:w="80" w:type="dxa"/>
+              <w:end w:w="100" w:type="dxa"/>
+            </w:tcMar>
+            <w:shd w:fill="D9EAF7"/>
+          </w:tcPr>
+          <w:p>
+            <w:pPr>
+              <w:spacing w:line="240" w:lineRule="auto"/>
+            </w:pPr>
+            <w:r>
+              <w:rPr>
+                <w:rFonts w:ascii="宋体" w:hAnsi="宋体" w:eastAsia="宋体"/>
+                <w:b/>
+                <w:color w:val="000000"/>
+                <w:sz w:val="21"/>
+              </w:rPr>
+              <w:t>GitHub</w:t>
+            </w:r>
+          </w:p>
+        </w:tc>
+        <w:tc>
+          <w:tcPr>
+            <w:tcW w:type="dxa" w:w="1303"/>
+            <w:vAlign w:val="center"/>
+            <w:tcMar>
+              <w:top w:w="80" w:type="dxa"/>
+              <w:start w:w="100" w:type="dxa"/>
+              <w:bottom w:w="80" w:type="dxa"/>
+              <w:end w:w="100" w:type="dxa"/>
+            </w:tcMar>
+            <w:shd w:fill="D9EAF7"/>
+          </w:tcPr>
+          <w:p>
+            <w:pPr>
+              <w:spacing w:line="240" w:lineRule="auto"/>
+            </w:pPr>
+            <w:r>
+              <w:rPr>
+                <w:rFonts w:ascii="宋体" w:hAnsi="宋体" w:eastAsia="宋体"/>
+                <w:b/>
+                <w:color w:val="000000"/>
+                <w:sz w:val="21"/>
+              </w:rPr>
+              <w:t>角色</w:t>
+            </w:r>
+          </w:p>
+        </w:tc>
+        <w:tc>
+          <w:tcPr>
+            <w:tcW w:type="dxa" w:w="1303"/>
+            <w:vAlign w:val="center"/>
+            <w:tcMar>
+              <w:top w:w="80" w:type="dxa"/>
+              <w:start w:w="100" w:type="dxa"/>
+              <w:bottom w:w="80" w:type="dxa"/>
+              <w:end w:w="100" w:type="dxa"/>
+            </w:tcMar>
+            <w:shd w:fill="D9EAF7"/>
+          </w:tcPr>
+          <w:p>
+            <w:pPr>
+              <w:spacing w:line="240" w:lineRule="auto"/>
+            </w:pPr>
+            <w:r>
+              <w:rPr>
+                <w:rFonts w:ascii="宋体" w:hAnsi="宋体" w:eastAsia="宋体"/>
+                <w:b/>
+                <w:color w:val="000000"/>
+                <w:sz w:val="21"/>
+              </w:rPr>
+              <w:t>分工</w:t>
+            </w:r>
+          </w:p>
+        </w:tc>
+        <w:tc>
+          <w:tcPr>
+            <w:tcW w:type="dxa" w:w="1303"/>
+            <w:vAlign w:val="center"/>
+            <w:tcMar>
+              <w:top w:w="80" w:type="dxa"/>
+              <w:start w:w="100" w:type="dxa"/>
+              <w:bottom w:w="80" w:type="dxa"/>
+              <w:end w:w="100" w:type="dxa"/>
+            </w:tcMar>
+            <w:shd w:fill="D9EAF7"/>
+          </w:tcPr>
+          <w:p>
+            <w:pPr>
+              <w:spacing w:line="240" w:lineRule="auto"/>
+            </w:pPr>
+            <w:r>
+              <w:rPr>
+                <w:rFonts w:ascii="宋体" w:hAnsi="宋体" w:eastAsia="宋体"/>
+                <w:b/>
+                <w:color w:val="000000"/>
+                <w:sz w:val="21"/>
+              </w:rPr>
+              <w:t>工时</w:t>
+            </w:r>
+          </w:p>
+        </w:tc>
+        <w:tc>
+          <w:tcPr>
+            <w:tcW w:type="dxa" w:w="1303"/>
+            <w:vAlign w:val="center"/>
+            <w:tcMar>
+              <w:top w:w="80" w:type="dxa"/>
+              <w:start w:w="100" w:type="dxa"/>
+              <w:bottom w:w="80" w:type="dxa"/>
+              <w:end w:w="100" w:type="dxa"/>
+            </w:tcMar>
+            <w:shd w:fill="D9EAF7"/>
+          </w:tcPr>
+          <w:p>
+            <w:pPr>
+              <w:spacing w:line="240" w:lineRule="auto"/>
+            </w:pPr>
+            <w:r>
+              <w:rPr>
+                <w:rFonts w:ascii="宋体" w:hAnsi="宋体" w:eastAsia="宋体"/>
+                <w:b/>
+                <w:color w:val="000000"/>
+                <w:sz w:val="21"/>
+              </w:rPr>
+              <w:t>状态</w:t>
+            </w:r>
+          </w:p>
+        </w:tc>
+      </w:tr>
+      <w:tr>
+        <w:tc>
+          <w:tcPr>
+            <w:tcW w:type="dxa" w:w="1303"/>
+            <w:vAlign w:val="center"/>
+            <w:tcMar>
+              <w:top w:w="80" w:type="dxa"/>
+              <w:start w:w="100" w:type="dxa"/>
+              <w:bottom w:w="80" w:type="dxa"/>
+              <w:end w:w="100" w:type="dxa"/>
+            </w:tcMar>
+          </w:tcPr>
+          <w:p>
+            <w:pPr>
+              <w:spacing w:line="240" w:lineRule="auto"/>
+            </w:pPr>
+            <w:r>
+              <w:rPr>
+                <w:rFonts w:ascii="宋体" w:hAnsi="宋体" w:eastAsia="宋体"/>
+                <w:b w:val="0"/>
+                <w:color w:val="000000"/>
+                <w:sz w:val="21"/>
+              </w:rPr>
+              <w:t>赵晨曦</w:t>
+            </w:r>
+          </w:p>
+        </w:tc>
+        <w:tc>
+          <w:tcPr>
+            <w:tcW w:type="dxa" w:w="1303"/>
+            <w:vAlign w:val="center"/>
+            <w:tcMar>
+              <w:top w:w="80" w:type="dxa"/>
+              <w:start w:w="100" w:type="dxa"/>
+              <w:bottom w:w="80" w:type="dxa"/>
+              <w:end w:w="100" w:type="dxa"/>
+            </w:tcMar>
+          </w:tcPr>
+          <w:p>
+            <w:pPr>
+              <w:spacing w:line="240" w:lineRule="auto"/>
+            </w:pPr>
+            <w:r>
+              <w:rPr>
+                <w:rFonts w:ascii="宋体" w:hAnsi="宋体" w:eastAsia="宋体"/>
+                <w:b w:val="0"/>
+                <w:color w:val="000000"/>
+                <w:sz w:val="21"/>
+              </w:rPr>
+              <w:t>2404060302</w:t>
+            </w:r>
+          </w:p>
+        </w:tc>
+        <w:tc>
+          <w:tcPr>
+            <w:tcW w:type="dxa" w:w="1303"/>
+            <w:vAlign w:val="center"/>
+            <w:tcMar>
+              <w:top w:w="80" w:type="dxa"/>
+              <w:start w:w="100" w:type="dxa"/>
+              <w:bottom w:w="80" w:type="dxa"/>
+              <w:end w:w="100" w:type="dxa"/>
+            </w:tcMar>
+          </w:tcPr>
+          <w:p>
+            <w:pPr>
+              <w:spacing w:line="240" w:lineRule="auto"/>
+            </w:pPr>
+            <w:r>
+              <w:rPr>
+                <w:rFonts w:ascii="宋体" w:hAnsi="宋体" w:eastAsia="宋体"/>
+                <w:b w:val="0"/>
+                <w:color w:val="000000"/>
+                <w:sz w:val="21"/>
+              </w:rPr>
+              <w:t>imicola</w:t>
+            </w:r>
+          </w:p>
+        </w:tc>
+        <w:tc>
+          <w:tcPr>
+            <w:tcW w:type="dxa" w:w="1303"/>
+            <w:vAlign w:val="center"/>
+            <w:tcMar>
+              <w:top w:w="80" w:type="dxa"/>
+              <w:start w:w="100" w:type="dxa"/>
+              <w:bottom w:w="80" w:type="dxa"/>
+              <w:end w:w="100" w:type="dxa"/>
+            </w:tcMar>
+          </w:tcPr>
+          <w:p>
+            <w:pPr>
+              <w:spacing w:line="240" w:lineRule="auto"/>
+            </w:pPr>
+            <w:r>
+              <w:rPr>
+                <w:rFonts w:ascii="宋体" w:hAnsi="宋体" w:eastAsia="宋体"/>
+                <w:b w:val="0"/>
+                <w:color w:val="000000"/>
+                <w:sz w:val="21"/>
+              </w:rPr>
+              <w:t>组长</w:t>
+            </w:r>
+          </w:p>
+        </w:tc>
+        <w:tc>
+          <w:tcPr>
+            <w:tcW w:type="dxa" w:w="1303"/>
+            <w:vAlign w:val="center"/>
+            <w:tcMar>
+              <w:top w:w="80" w:type="dxa"/>
+              <w:start w:w="100" w:type="dxa"/>
+              <w:bottom w:w="80" w:type="dxa"/>
+              <w:end w:w="100" w:type="dxa"/>
+            </w:tcMar>
+          </w:tcPr>
+          <w:p>
+            <w:pPr>
+              <w:spacing w:line="240" w:lineRule="auto"/>
+            </w:pPr>
+            <w:r>
+              <w:rPr>
+                <w:rFonts w:ascii="宋体" w:hAnsi="宋体" w:eastAsia="宋体"/>
+                <w:b w:val="0"/>
+                <w:color w:val="000000"/>
+                <w:sz w:val="21"/>
+              </w:rPr>
+              <w:t>总体架构、代码审查与合并、概要设计、报告统稿、AI 功能开发</w:t>
+            </w:r>
+          </w:p>
+        </w:tc>
+        <w:tc>
+          <w:tcPr>
+            <w:tcW w:type="dxa" w:w="1303"/>
+            <w:vAlign w:val="center"/>
+            <w:tcMar>
+              <w:top w:w="80" w:type="dxa"/>
+              <w:start w:w="100" w:type="dxa"/>
+              <w:bottom w:w="80" w:type="dxa"/>
+              <w:end w:w="100" w:type="dxa"/>
+            </w:tcMar>
+          </w:tcPr>
+          <w:p>
+            <w:pPr>
+              <w:spacing w:line="240" w:lineRule="auto"/>
+            </w:pPr>
+            <w:r>
+              <w:rPr>
+                <w:rFonts w:ascii="宋体" w:hAnsi="宋体" w:eastAsia="宋体"/>
+                <w:b w:val="0"/>
+                <w:color w:val="000000"/>
+                <w:sz w:val="21"/>
+              </w:rPr>
+              <w:t>待填写</w:t>
+            </w:r>
+          </w:p>
+        </w:tc>
+        <w:tc>
+          <w:tcPr>
+            <w:tcW w:type="dxa" w:w="1303"/>
+            <w:vAlign w:val="center"/>
+            <w:tcMar>
+              <w:top w:w="80" w:type="dxa"/>
+              <w:start w:w="100" w:type="dxa"/>
+              <w:bottom w:w="80" w:type="dxa"/>
+              <w:end w:w="100" w:type="dxa"/>
+            </w:tcMar>
+          </w:tcPr>
+          <w:p>
+            <w:pPr>
+              <w:spacing w:line="240" w:lineRule="auto"/>
+            </w:pPr>
+            <w:r>
+              <w:rPr>
+                <w:rFonts w:ascii="宋体" w:hAnsi="宋体" w:eastAsia="宋体"/>
+                <w:b w:val="0"/>
+                <w:color w:val="000000"/>
+                <w:sz w:val="21"/>
+              </w:rPr>
+              <w:t>已形成成果</w:t>
+            </w:r>
+          </w:p>
+        </w:tc>
+      </w:tr>
+      <w:tr>
+        <w:tc>
+          <w:tcPr>
+            <w:tcW w:type="dxa" w:w="1303"/>
+            <w:vAlign w:val="center"/>
+            <w:tcMar>
+              <w:top w:w="80" w:type="dxa"/>
+              <w:start w:w="100" w:type="dxa"/>
+              <w:bottom w:w="80" w:type="dxa"/>
+              <w:end w:w="100" w:type="dxa"/>
+            </w:tcMar>
+          </w:tcPr>
+          <w:p>
+            <w:pPr>
+              <w:spacing w:line="240" w:lineRule="auto"/>
+            </w:pPr>
+            <w:r>
+              <w:rPr>
+                <w:rFonts w:ascii="宋体" w:hAnsi="宋体" w:eastAsia="宋体"/>
+                <w:b w:val="0"/>
+                <w:color w:val="000000"/>
+                <w:sz w:val="21"/>
+              </w:rPr>
+              <w:t>叶泳言</w:t>
+            </w:r>
+          </w:p>
+        </w:tc>
+        <w:tc>
+          <w:tcPr>
+            <w:tcW w:type="dxa" w:w="1303"/>
+            <w:vAlign w:val="center"/>
+            <w:tcMar>
+              <w:top w:w="80" w:type="dxa"/>
+              <w:start w:w="100" w:type="dxa"/>
+              <w:bottom w:w="80" w:type="dxa"/>
+              <w:end w:w="100" w:type="dxa"/>
+            </w:tcMar>
+          </w:tcPr>
+          <w:p>
+            <w:pPr>
+              <w:spacing w:line="240" w:lineRule="auto"/>
+            </w:pPr>
+            <w:r>
+              <w:rPr>
+                <w:rFonts w:ascii="宋体" w:hAnsi="宋体" w:eastAsia="宋体"/>
+                <w:b w:val="0"/>
+                <w:color w:val="000000"/>
+                <w:sz w:val="21"/>
+              </w:rPr>
+              <w:t>2304060322</w:t>
+            </w:r>
+          </w:p>
+        </w:tc>
+        <w:tc>
+          <w:tcPr>
+            <w:tcW w:type="dxa" w:w="1303"/>
+            <w:vAlign w:val="center"/>
+            <w:tcMar>
+              <w:top w:w="80" w:type="dxa"/>
+              <w:start w:w="100" w:type="dxa"/>
+              <w:bottom w:w="80" w:type="dxa"/>
+              <w:end w:w="100" w:type="dxa"/>
+            </w:tcMar>
+          </w:tcPr>
+          <w:p>
+            <w:pPr>
+              <w:spacing w:line="240" w:lineRule="auto"/>
+            </w:pPr>
+            <w:r>
+              <w:rPr>
+                <w:rFonts w:ascii="宋体" w:hAnsi="宋体" w:eastAsia="宋体"/>
+                <w:b w:val="0"/>
+                <w:color w:val="000000"/>
+                <w:sz w:val="21"/>
+              </w:rPr>
+              <w:t>Glassous</w:t>
+            </w:r>
+          </w:p>
+        </w:tc>
+        <w:tc>
+          <w:tcPr>
+            <w:tcW w:type="dxa" w:w="1303"/>
+            <w:vAlign w:val="center"/>
+            <w:tcMar>
+              <w:top w:w="80" w:type="dxa"/>
+              <w:start w:w="100" w:type="dxa"/>
+              <w:bottom w:w="80" w:type="dxa"/>
+              <w:end w:w="100" w:type="dxa"/>
+            </w:tcMar>
+          </w:tcPr>
+          <w:p>
+            <w:pPr>
+              <w:spacing w:line="240" w:lineRule="auto"/>
+            </w:pPr>
+            <w:r>
+              <w:rPr>
+                <w:rFonts w:ascii="宋体" w:hAnsi="宋体" w:eastAsia="宋体"/>
+                <w:b w:val="0"/>
+                <w:color w:val="000000"/>
+                <w:sz w:val="21"/>
+              </w:rPr>
+              <w:t>后端</w:t>
+            </w:r>
+          </w:p>
+        </w:tc>
+        <w:tc>
+          <w:tcPr>
+            <w:tcW w:type="dxa" w:w="1303"/>
+            <w:vAlign w:val="center"/>
+            <w:tcMar>
+              <w:top w:w="80" w:type="dxa"/>
+              <w:start w:w="100" w:type="dxa"/>
+              <w:bottom w:w="80" w:type="dxa"/>
+              <w:end w:w="100" w:type="dxa"/>
+            </w:tcMar>
+          </w:tcPr>
+          <w:p>
+            <w:pPr>
+              <w:spacing w:line="240" w:lineRule="auto"/>
+            </w:pPr>
+            <w:r>
+              <w:rPr>
+                <w:rFonts w:ascii="宋体" w:hAnsi="宋体" w:eastAsia="宋体"/>
+                <w:b w:val="0"/>
+                <w:color w:val="000000"/>
+                <w:sz w:val="21"/>
+              </w:rPr>
+              <w:t>认证与权限、缓存设计、座位管理、信用分体系、详细设计(认证/座位)、前端页面细节和动效设计</w:t>
+            </w:r>
+          </w:p>
+        </w:tc>
+        <w:tc>
+          <w:tcPr>
+            <w:tcW w:type="dxa" w:w="1303"/>
+            <w:vAlign w:val="center"/>
+            <w:tcMar>
+              <w:top w:w="80" w:type="dxa"/>
+              <w:start w:w="100" w:type="dxa"/>
+              <w:bottom w:w="80" w:type="dxa"/>
+              <w:end w:w="100" w:type="dxa"/>
+            </w:tcMar>
+          </w:tcPr>
+          <w:p>
+            <w:pPr>
+              <w:spacing w:line="240" w:lineRule="auto"/>
+            </w:pPr>
+            <w:r>
+              <w:rPr>
+                <w:rFonts w:ascii="宋体" w:hAnsi="宋体" w:eastAsia="宋体"/>
+                <w:b w:val="0"/>
+                <w:color w:val="000000"/>
+                <w:sz w:val="21"/>
+              </w:rPr>
+              <w:t>待填写</w:t>
+            </w:r>
+          </w:p>
+        </w:tc>
+        <w:tc>
+          <w:tcPr>
+            <w:tcW w:type="dxa" w:w="1303"/>
+            <w:vAlign w:val="center"/>
+            <w:tcMar>
+              <w:top w:w="80" w:type="dxa"/>
+              <w:start w:w="100" w:type="dxa"/>
+              <w:bottom w:w="80" w:type="dxa"/>
+              <w:end w:w="100" w:type="dxa"/>
+            </w:tcMar>
+          </w:tcPr>
+          <w:p>
+            <w:pPr>
+              <w:spacing w:line="240" w:lineRule="auto"/>
+            </w:pPr>
+            <w:r>
+              <w:rPr>
+                <w:rFonts w:ascii="宋体" w:hAnsi="宋体" w:eastAsia="宋体"/>
+                <w:b w:val="0"/>
+                <w:color w:val="000000"/>
+                <w:sz w:val="21"/>
+              </w:rPr>
+              <w:t>已形成成果</w:t>
+            </w:r>
+          </w:p>
+        </w:tc>
+      </w:tr>
+      <w:tr>
+        <w:tc>
+          <w:tcPr>
+            <w:tcW w:type="dxa" w:w="1303"/>
+            <w:vAlign w:val="center"/>
+            <w:tcMar>
+              <w:top w:w="80" w:type="dxa"/>
+              <w:start w:w="100" w:type="dxa"/>
+              <w:bottom w:w="80" w:type="dxa"/>
+              <w:end w:w="100" w:type="dxa"/>
+            </w:tcMar>
+          </w:tcPr>
+          <w:p>
+            <w:pPr>
+              <w:spacing w:line="240" w:lineRule="auto"/>
+            </w:pPr>
+            <w:r>
+              <w:rPr>
+                <w:rFonts w:ascii="宋体" w:hAnsi="宋体" w:eastAsia="宋体"/>
+                <w:b w:val="0"/>
+                <w:color w:val="000000"/>
+                <w:sz w:val="21"/>
+              </w:rPr>
+              <w:t>姜文东</w:t>
+            </w:r>
+          </w:p>
+        </w:tc>
+        <w:tc>
+          <w:tcPr>
+            <w:tcW w:type="dxa" w:w="1303"/>
+            <w:vAlign w:val="center"/>
+            <w:tcMar>
+              <w:top w:w="80" w:type="dxa"/>
+              <w:start w:w="100" w:type="dxa"/>
+              <w:bottom w:w="80" w:type="dxa"/>
+              <w:end w:w="100" w:type="dxa"/>
+            </w:tcMar>
+          </w:tcPr>
+          <w:p>
+            <w:pPr>
+              <w:spacing w:line="240" w:lineRule="auto"/>
+            </w:pPr>
+            <w:r>
+              <w:rPr>
+                <w:rFonts w:ascii="宋体" w:hAnsi="宋体" w:eastAsia="宋体"/>
+                <w:b w:val="0"/>
+                <w:color w:val="000000"/>
+                <w:sz w:val="21"/>
+              </w:rPr>
+              <w:t>2404060307</w:t>
+            </w:r>
+          </w:p>
+        </w:tc>
+        <w:tc>
+          <w:tcPr>
+            <w:tcW w:type="dxa" w:w="1303"/>
+            <w:vAlign w:val="center"/>
+            <w:tcMar>
+              <w:top w:w="80" w:type="dxa"/>
+              <w:start w:w="100" w:type="dxa"/>
+              <w:bottom w:w="80" w:type="dxa"/>
+              <w:end w:w="100" w:type="dxa"/>
+            </w:tcMar>
+          </w:tcPr>
+          <w:p>
+            <w:pPr>
+              <w:spacing w:line="240" w:lineRule="auto"/>
+            </w:pPr>
+            <w:r>
+              <w:rPr>
+                <w:rFonts w:ascii="宋体" w:hAnsi="宋体" w:eastAsia="宋体"/>
+                <w:b w:val="0"/>
+                <w:color w:val="000000"/>
+                <w:sz w:val="21"/>
+              </w:rPr>
+              <w:t>DonGKids</w:t>
+            </w:r>
+          </w:p>
+        </w:tc>
+        <w:tc>
+          <w:tcPr>
+            <w:tcW w:type="dxa" w:w="1303"/>
+            <w:vAlign w:val="center"/>
+            <w:tcMar>
+              <w:top w:w="80" w:type="dxa"/>
+              <w:start w:w="100" w:type="dxa"/>
+              <w:bottom w:w="80" w:type="dxa"/>
+              <w:end w:w="100" w:type="dxa"/>
+            </w:tcMar>
+          </w:tcPr>
+          <w:p>
+            <w:pPr>
+              <w:spacing w:line="240" w:lineRule="auto"/>
+            </w:pPr>
+            <w:r>
+              <w:rPr>
+                <w:rFonts w:ascii="宋体" w:hAnsi="宋体" w:eastAsia="宋体"/>
+                <w:b w:val="0"/>
+                <w:color w:val="000000"/>
+                <w:sz w:val="21"/>
+              </w:rPr>
+              <w:t>前端</w:t>
+            </w:r>
+          </w:p>
+        </w:tc>
+        <w:tc>
+          <w:tcPr>
+            <w:tcW w:type="dxa" w:w="1303"/>
+            <w:vAlign w:val="center"/>
+            <w:tcMar>
+              <w:top w:w="80" w:type="dxa"/>
+              <w:start w:w="100" w:type="dxa"/>
+              <w:bottom w:w="80" w:type="dxa"/>
+              <w:end w:w="100" w:type="dxa"/>
+            </w:tcMar>
+          </w:tcPr>
+          <w:p>
+            <w:pPr>
+              <w:spacing w:line="240" w:lineRule="auto"/>
+            </w:pPr>
+            <w:r>
+              <w:rPr>
+                <w:rFonts w:ascii="宋体" w:hAnsi="宋体" w:eastAsia="宋体"/>
+                <w:b w:val="0"/>
+                <w:color w:val="000000"/>
+                <w:sz w:val="21"/>
+              </w:rPr>
+              <w:t>全部页面与交互实现（预约/我的/热力图/消息/个人中心/管理端）、预约核心与自动分配</w:t>
+            </w:r>
+          </w:p>
+        </w:tc>
+        <w:tc>
+          <w:tcPr>
+            <w:tcW w:type="dxa" w:w="1303"/>
+            <w:vAlign w:val="center"/>
+            <w:tcMar>
+              <w:top w:w="80" w:type="dxa"/>
+              <w:start w:w="100" w:type="dxa"/>
+              <w:bottom w:w="80" w:type="dxa"/>
+              <w:end w:w="100" w:type="dxa"/>
+            </w:tcMar>
+          </w:tcPr>
+          <w:p>
+            <w:pPr>
+              <w:spacing w:line="240" w:lineRule="auto"/>
+            </w:pPr>
+            <w:r>
+              <w:rPr>
+                <w:rFonts w:ascii="宋体" w:hAnsi="宋体" w:eastAsia="宋体"/>
+                <w:b w:val="0"/>
+                <w:color w:val="000000"/>
+                <w:sz w:val="21"/>
+              </w:rPr>
+              <w:t>待填写</w:t>
+            </w:r>
+          </w:p>
+        </w:tc>
+        <w:tc>
+          <w:tcPr>
+            <w:tcW w:type="dxa" w:w="1303"/>
+            <w:vAlign w:val="center"/>
+            <w:tcMar>
+              <w:top w:w="80" w:type="dxa"/>
+              <w:start w:w="100" w:type="dxa"/>
+              <w:bottom w:w="80" w:type="dxa"/>
+              <w:end w:w="100" w:type="dxa"/>
+            </w:tcMar>
+          </w:tcPr>
+          <w:p>
+            <w:pPr>
+              <w:spacing w:line="240" w:lineRule="auto"/>
+            </w:pPr>
+            <w:r>
+              <w:rPr>
+                <w:rFonts w:ascii="宋体" w:hAnsi="宋体" w:eastAsia="宋体"/>
+                <w:b w:val="0"/>
+                <w:color w:val="000000"/>
+                <w:sz w:val="21"/>
+              </w:rPr>
+              <w:t>已形成成果</w:t>
+            </w:r>
+          </w:p>
+        </w:tc>
+      </w:tr>
+      <w:tr>
+        <w:tc>
+          <w:tcPr>
+            <w:tcW w:type="dxa" w:w="1303"/>
+            <w:vAlign w:val="center"/>
+            <w:tcMar>
+              <w:top w:w="80" w:type="dxa"/>
+              <w:start w:w="100" w:type="dxa"/>
+              <w:bottom w:w="80" w:type="dxa"/>
+              <w:end w:w="100" w:type="dxa"/>
+            </w:tcMar>
+          </w:tcPr>
+          <w:p>
+            <w:pPr>
+              <w:spacing w:line="240" w:lineRule="auto"/>
+            </w:pPr>
+            <w:r>
+              <w:rPr>
+                <w:rFonts w:ascii="宋体" w:hAnsi="宋体" w:eastAsia="宋体"/>
+                <w:b w:val="0"/>
+                <w:color w:val="000000"/>
+                <w:sz w:val="21"/>
+              </w:rPr>
+              <w:t>邹字</w:t>
+            </w:r>
+          </w:p>
+        </w:tc>
+        <w:tc>
+          <w:tcPr>
+            <w:tcW w:type="dxa" w:w="1303"/>
+            <w:vAlign w:val="center"/>
+            <w:tcMar>
+              <w:top w:w="80" w:type="dxa"/>
+              <w:start w:w="100" w:type="dxa"/>
+              <w:bottom w:w="80" w:type="dxa"/>
+              <w:end w:w="100" w:type="dxa"/>
+            </w:tcMar>
+          </w:tcPr>
+          <w:p>
+            <w:pPr>
+              <w:spacing w:line="240" w:lineRule="auto"/>
+            </w:pPr>
+            <w:r>
+              <w:rPr>
+                <w:rFonts w:ascii="宋体" w:hAnsi="宋体" w:eastAsia="宋体"/>
+                <w:b w:val="0"/>
+                <w:color w:val="000000"/>
+                <w:sz w:val="21"/>
+              </w:rPr>
+              <w:t>2404060319</w:t>
+            </w:r>
+          </w:p>
+        </w:tc>
+        <w:tc>
+          <w:tcPr>
+            <w:tcW w:type="dxa" w:w="1303"/>
+            <w:vAlign w:val="center"/>
+            <w:tcMar>
+              <w:top w:w="80" w:type="dxa"/>
+              <w:start w:w="100" w:type="dxa"/>
+              <w:bottom w:w="80" w:type="dxa"/>
+              <w:end w:w="100" w:type="dxa"/>
+            </w:tcMar>
+          </w:tcPr>
+          <w:p>
+            <w:pPr>
+              <w:spacing w:line="240" w:lineRule="auto"/>
+            </w:pPr>
+            <w:r>
+              <w:rPr>
+                <w:rFonts w:ascii="宋体" w:hAnsi="宋体" w:eastAsia="宋体"/>
+                <w:b w:val="0"/>
+                <w:color w:val="000000"/>
+                <w:sz w:val="21"/>
+              </w:rPr>
+              <w:t>hjsdjuhv8</w:t>
+            </w:r>
+          </w:p>
+        </w:tc>
+        <w:tc>
+          <w:tcPr>
+            <w:tcW w:type="dxa" w:w="1303"/>
+            <w:vAlign w:val="center"/>
+            <w:tcMar>
+              <w:top w:w="80" w:type="dxa"/>
+              <w:start w:w="100" w:type="dxa"/>
+              <w:bottom w:w="80" w:type="dxa"/>
+              <w:end w:w="100" w:type="dxa"/>
+            </w:tcMar>
+          </w:tcPr>
+          <w:p>
+            <w:pPr>
+              <w:spacing w:line="240" w:lineRule="auto"/>
+            </w:pPr>
+            <w:r>
+              <w:rPr>
+                <w:rFonts w:ascii="宋体" w:hAnsi="宋体" w:eastAsia="宋体"/>
+                <w:b w:val="0"/>
+                <w:color w:val="000000"/>
+                <w:sz w:val="21"/>
+              </w:rPr>
+              <w:t>数据库</w:t>
+            </w:r>
+          </w:p>
+        </w:tc>
+        <w:tc>
+          <w:tcPr>
+            <w:tcW w:type="dxa" w:w="1303"/>
+            <w:vAlign w:val="center"/>
+            <w:tcMar>
+              <w:top w:w="80" w:type="dxa"/>
+              <w:start w:w="100" w:type="dxa"/>
+              <w:bottom w:w="80" w:type="dxa"/>
+              <w:end w:w="100" w:type="dxa"/>
+            </w:tcMar>
+          </w:tcPr>
+          <w:p>
+            <w:pPr>
+              <w:spacing w:line="240" w:lineRule="auto"/>
+            </w:pPr>
+            <w:r>
+              <w:rPr>
+                <w:rFonts w:ascii="宋体" w:hAnsi="宋体" w:eastAsia="宋体"/>
+                <w:b w:val="0"/>
+                <w:color w:val="000000"/>
+                <w:sz w:val="21"/>
+              </w:rPr>
+              <w:t>数据库设计、接口开发</w:t>
+            </w:r>
+          </w:p>
+        </w:tc>
+        <w:tc>
+          <w:tcPr>
+            <w:tcW w:type="dxa" w:w="1303"/>
+            <w:vAlign w:val="center"/>
+            <w:tcMar>
+              <w:top w:w="80" w:type="dxa"/>
+              <w:start w:w="100" w:type="dxa"/>
+              <w:bottom w:w="80" w:type="dxa"/>
+              <w:end w:w="100" w:type="dxa"/>
+            </w:tcMar>
+          </w:tcPr>
+          <w:p>
+            <w:pPr>
+              <w:spacing w:line="240" w:lineRule="auto"/>
+            </w:pPr>
+            <w:r>
+              <w:rPr>
+                <w:rFonts w:ascii="宋体" w:hAnsi="宋体" w:eastAsia="宋体"/>
+                <w:b w:val="0"/>
+                <w:color w:val="000000"/>
+                <w:sz w:val="21"/>
+              </w:rPr>
+              <w:t>待填写</w:t>
+            </w:r>
+          </w:p>
+        </w:tc>
+        <w:tc>
+          <w:tcPr>
+            <w:tcW w:type="dxa" w:w="1303"/>
+            <w:vAlign w:val="center"/>
+            <w:tcMar>
+              <w:top w:w="80" w:type="dxa"/>
+              <w:start w:w="100" w:type="dxa"/>
+              <w:bottom w:w="80" w:type="dxa"/>
+              <w:end w:w="100" w:type="dxa"/>
+            </w:tcMar>
+          </w:tcPr>
+          <w:p>
+            <w:pPr>
+              <w:spacing w:line="240" w:lineRule="auto"/>
+            </w:pPr>
+            <w:r>
+              <w:rPr>
+                <w:rFonts w:ascii="宋体" w:hAnsi="宋体" w:eastAsia="宋体"/>
+                <w:b w:val="0"/>
+                <w:color w:val="000000"/>
+                <w:sz w:val="21"/>
+              </w:rPr>
+              <w:t>已形成成果</w:t>
+            </w:r>
+          </w:p>
+        </w:tc>
+      </w:tr>
+      <w:tr>
+        <w:tc>
+          <w:tcPr>
+            <w:tcW w:type="dxa" w:w="1303"/>
+            <w:vAlign w:val="center"/>
+            <w:tcMar>
+              <w:top w:w="80" w:type="dxa"/>
+              <w:start w:w="100" w:type="dxa"/>
+              <w:bottom w:w="80" w:type="dxa"/>
+              <w:end w:w="100" w:type="dxa"/>
+            </w:tcMar>
+          </w:tcPr>
+          <w:p>
+            <w:pPr>
+              <w:spacing w:line="240" w:lineRule="auto"/>
+            </w:pPr>
+            <w:r>
+              <w:rPr>
+                <w:rFonts w:ascii="宋体" w:hAnsi="宋体" w:eastAsia="宋体"/>
+                <w:b w:val="0"/>
+                <w:color w:val="000000"/>
+                <w:sz w:val="21"/>
+              </w:rPr>
+              <w:t>王建东</w:t>
+            </w:r>
+          </w:p>
+        </w:tc>
+        <w:tc>
+          <w:tcPr>
+            <w:tcW w:type="dxa" w:w="1303"/>
+            <w:vAlign w:val="center"/>
+            <w:tcMar>
+              <w:top w:w="80" w:type="dxa"/>
+              <w:start w:w="100" w:type="dxa"/>
+              <w:bottom w:w="80" w:type="dxa"/>
+              <w:end w:w="100" w:type="dxa"/>
+            </w:tcMar>
+          </w:tcPr>
+          <w:p>
+            <w:pPr>
+              <w:spacing w:line="240" w:lineRule="auto"/>
+            </w:pPr>
+            <w:r>
+              <w:rPr>
+                <w:rFonts w:ascii="宋体" w:hAnsi="宋体" w:eastAsia="宋体"/>
+                <w:b w:val="0"/>
+                <w:color w:val="000000"/>
+                <w:sz w:val="21"/>
+              </w:rPr>
+              <w:t>2404060309</w:t>
+            </w:r>
+          </w:p>
+        </w:tc>
+        <w:tc>
+          <w:tcPr>
+            <w:tcW w:type="dxa" w:w="1303"/>
+            <w:vAlign w:val="center"/>
+            <w:tcMar>
+              <w:top w:w="80" w:type="dxa"/>
+              <w:start w:w="100" w:type="dxa"/>
+              <w:bottom w:w="80" w:type="dxa"/>
+              <w:end w:w="100" w:type="dxa"/>
+            </w:tcMar>
+          </w:tcPr>
+          <w:p>
+            <w:pPr>
+              <w:spacing w:line="240" w:lineRule="auto"/>
+            </w:pPr>
+            <w:r>
+              <w:rPr>
+                <w:rFonts w:ascii="宋体" w:hAnsi="宋体" w:eastAsia="宋体"/>
+                <w:b w:val="0"/>
+                <w:color w:val="000000"/>
+                <w:sz w:val="21"/>
+              </w:rPr>
+              <w:t>nightsky5819</w:t>
+            </w:r>
+          </w:p>
+        </w:tc>
+        <w:tc>
+          <w:tcPr>
+            <w:tcW w:type="dxa" w:w="1303"/>
+            <w:vAlign w:val="center"/>
+            <w:tcMar>
+              <w:top w:w="80" w:type="dxa"/>
+              <w:start w:w="100" w:type="dxa"/>
+              <w:bottom w:w="80" w:type="dxa"/>
+              <w:end w:w="100" w:type="dxa"/>
+            </w:tcMar>
+          </w:tcPr>
+          <w:p>
+            <w:r>
+              <w:t>测试/文档</w:t>
+            </w:r>
+          </w:p>
+        </w:tc>
+        <w:tc>
+          <w:tcPr>
+            <w:tcW w:type="dxa" w:w="1303"/>
+            <w:vAlign w:val="center"/>
+            <w:tcMar>
+              <w:top w:w="80" w:type="dxa"/>
+              <w:start w:w="100" w:type="dxa"/>
+              <w:bottom w:w="80" w:type="dxa"/>
+              <w:end w:w="100" w:type="dxa"/>
+            </w:tcMar>
+          </w:tcPr>
+          <w:p>
+            <w:pPr>
+              <w:spacing w:line="240" w:lineRule="auto"/>
+            </w:pPr>
+            <w:r>
+              <w:rPr>
+                <w:rFonts w:ascii="宋体" w:hAnsi="宋体" w:eastAsia="宋体"/>
+                <w:b w:val="0"/>
+                <w:color w:val="000000"/>
+                <w:sz w:val="21"/>
+              </w:rPr>
+              <w:t>单元测试、需求规格说明书、开发进度日志、CI/CD</w:t>
+            </w:r>
+          </w:p>
+        </w:tc>
+        <w:tc>
+          <w:tcPr>
+            <w:tcW w:type="dxa" w:w="1303"/>
+            <w:vAlign w:val="center"/>
+            <w:tcMar>
+              <w:top w:w="80" w:type="dxa"/>
+              <w:start w:w="100" w:type="dxa"/>
+              <w:bottom w:w="80" w:type="dxa"/>
+              <w:end w:w="100" w:type="dxa"/>
+            </w:tcMar>
+          </w:tcPr>
+          <w:p>
+            <w:pPr>
+              <w:spacing w:line="240" w:lineRule="auto"/>
+            </w:pPr>
+            <w:r>
+              <w:rPr>
+                <w:rFonts w:ascii="宋体" w:hAnsi="宋体" w:eastAsia="宋体"/>
+                <w:b w:val="0"/>
+                <w:color w:val="000000"/>
+                <w:sz w:val="21"/>
+              </w:rPr>
+              <w:t>待填写</w:t>
+            </w:r>
+          </w:p>
+        </w:tc>
+        <w:tc>
+          <w:tcPr>
+            <w:tcW w:type="dxa" w:w="1303"/>
+            <w:vAlign w:val="center"/>
+            <w:tcMar>
+              <w:top w:w="80" w:type="dxa"/>
+              <w:start w:w="100" w:type="dxa"/>
+              <w:bottom w:w="80" w:type="dxa"/>
+              <w:end w:w="100" w:type="dxa"/>
+            </w:tcMar>
+          </w:tcPr>
+          <w:p>
+            <w:r>
+              <w:t>已形成成果</w:t>
+            </w:r>
+          </w:p>
+        </w:tc>
+      </w:tr>
+    </w:tbl>
     <w:p>
       <w:pPr>
         <w:pStyle w:val="Heading2"/>
@@ -432,7 +1542,7 @@
                 <w:color w:val="000000"/>
                 <w:sz w:val="21"/>
               </w:rPr>
-              <w:t>待填写</w:t>
+              <w:t>赵晨曦</w:t>
             </w:r>
           </w:p>
         </w:tc>
@@ -616,7 +1726,7 @@
                 <w:color w:val="000000"/>
                 <w:sz w:val="21"/>
               </w:rPr>
-              <w:t>待填写</w:t>
+              <w:t>王建东、赵晨曦</w:t>
             </w:r>
           </w:p>
         </w:tc>
@@ -800,7 +1910,7 @@
                 <w:color w:val="000000"/>
                 <w:sz w:val="21"/>
               </w:rPr>
-              <w:t>待填写</w:t>
+              <w:t>赵晨曦、邹字</w:t>
             </w:r>
           </w:p>
         </w:tc>
@@ -984,7 +2094,7 @@
                 <w:color w:val="000000"/>
                 <w:sz w:val="21"/>
               </w:rPr>
-              <w:t>待填写</w:t>
+              <w:t>叶泳言、姜文东</w:t>
             </w:r>
           </w:p>
         </w:tc>
@@ -1159,7 +2269,7 @@
                 <w:color w:val="000000"/>
                 <w:sz w:val="21"/>
               </w:rPr>
-              <w:t>待填写</w:t>
+              <w:t>赵晨曦</w:t>
             </w:r>
           </w:p>
         </w:tc>
@@ -1325,7 +2435,7 @@
                 <w:color w:val="000000"/>
                 <w:sz w:val="21"/>
               </w:rPr>
-              <w:t>待填写</w:t>
+              <w:t>王建东</w:t>
             </w:r>
           </w:p>
         </w:tc>
@@ -1509,7 +2619,7 @@
                 <w:color w:val="000000"/>
                 <w:sz w:val="21"/>
               </w:rPr>
-              <w:t>待填写</w:t>
+              <w:t>王建东、赵晨曦</w:t>
             </w:r>
           </w:p>
         </w:tc>
